--- a/por/docx/45.content.docx
+++ b/por/docx/45.content.docx
@@ -28,22 +28,6 @@
       </w:r>
     </w:p>
     <w:p>
-      <w:pPr>
-        <w:pStyle w:val="Heading2"/>
-      </w:pPr>
-      <w:r>
-        <w:rPr>
-          <w:lang w:val="pt_PT" w:bidi="pt_PT"/>
-        </w:rPr>
-        <w:t>License Information</w:t>
-      </w:r>
-      <w:r>
-        <w:rPr>
-          <w:lang w:val="pt_PT" w:bidi="pt_PT"/>
-        </w:rPr>
-      </w:r>
-    </w:p>
-    <w:p>
       <w:pPr/>
       <w:r>
         <w:rPr>
@@ -55,86 +39,25 @@
           <w:b/>
           <w:lang w:val="pt_PT" w:bidi="pt_PT"/>
         </w:rPr>
-        <w:t>Notas de Estudo (Biblica)</w:t>
-      </w:r>
-      <w:r>
-        <w:rPr>
-          <w:lang w:val="pt_PT" w:bidi="pt_PT"/>
-        </w:rPr>
-        <w:t xml:space="preserve"> (Portuguese) is based on</w:t>
-      </w:r>
-      <w:r>
-        <w:rPr>
-          <w:lang w:val="pt_PT" w:bidi="pt_PT"/>
-        </w:rPr>
-        <w:t xml:space="preserve">: </w:t>
-      </w:r>
-      <w:r>
-        <w:rPr>
-          <w:lang w:val="pt_PT" w:bidi="pt_PT"/>
-        </w:rPr>
         <w:t>Biblica Study Notes</w:t>
       </w:r>
       <w:r>
         <w:rPr>
           <w:lang w:val="pt_PT" w:bidi="pt_PT"/>
         </w:rPr>
-        <w:t xml:space="preserve">, </w:t>
-      </w:r>
-      <w:hyperlink r:id="rId13">
-        <w:r>
-          <w:rPr>
-            <w:lang w:val="pt_PT" w:bidi="pt_PT"/>
-          </w:rPr>
-          <w:rPr>
-            <w:color w:val="0000EE"/>
-            <w:u w:val="single"/>
-          </w:rPr>
-          <w:t>Biblica Inc.</w:t>
-        </w:r>
-      </w:hyperlink>
-      <w:r>
-        <w:rPr>
-          <w:lang w:val="pt_PT" w:bidi="pt_PT"/>
-        </w:rPr>
-        <w:t xml:space="preserve">, 2023, which is licensed under a </w:t>
-      </w:r>
-      <w:hyperlink r:id="rId14">
-        <w:r>
-          <w:rPr>
-            <w:lang w:val="pt_PT" w:bidi="pt_PT"/>
-          </w:rPr>
-          <w:rPr>
-            <w:color w:val="0000EE"/>
-            <w:u w:val="single"/>
-          </w:rPr>
-          <w:t>CC BY-SA 4.0 license</w:t>
-        </w:r>
-      </w:hyperlink>
-      <w:r>
-        <w:rPr>
-          <w:lang w:val="pt_PT" w:bidi="pt_PT"/>
-        </w:rPr>
-        <w:t>.</w:t>
-      </w:r>
-      <w:r>
-        <w:rPr>
-          <w:lang w:val="pt_PT" w:bidi="pt_PT"/>
-        </w:rPr>
-      </w:r>
-    </w:p>
-    <w:p>
-      <w:pPr/>
-      <w:r>
-        <w:rPr>
-          <w:lang w:val="pt_PT" w:bidi="pt_PT"/>
-        </w:rPr>
-      </w:r>
-      <w:r>
-        <w:rPr>
-          <w:lang w:val="pt_PT" w:bidi="pt_PT"/>
-        </w:rPr>
-        <w:t>This PDF version is provided under the same license.</w:t>
+        <w:t xml:space="preserve"> © 2023 Biblica Inc. Released under CC BY-SA 4.0 license. </w:t>
+      </w:r>
+      <w:r>
+        <w:rPr>
+          <w:lang w:val="pt_PT" w:bidi="pt_PT"/>
+        </w:rPr>
+        <w:t>Biblica Study Notes</w:t>
+      </w:r>
+      <w:r>
+        <w:rPr>
+          <w:lang w:val="pt_PT" w:bidi="pt_PT"/>
+        </w:rPr>
+        <w:t xml:space="preserve"> has been adapted in the following languages: Tok Pisin, Arabic (عربي), French (Français), Hindi (हिंदी), Indonesian (Bahasa Indonesia), Portuguese (Português), Russian (Русский), Spanish (Español), Swahili (Kiswahili), and Simplified Chinese (简体中文)from Biblica Study Notes © 2023 Biblica Inc. Released under CC BY-SA 4.0 license by Mission Mutual</w:t>
       </w:r>
       <w:r>
         <w:rPr>

--- a/por/docx/45.content.docx
+++ b/por/docx/45.content.docx
@@ -116,26 +116,6 @@
           <w:lang w:val="pt_PT" w:bidi="pt_PT"/>
         </w:rPr>
         <w:t>ROM</w:t>
-      </w:r>
-      <w:r>
-        <w:rPr>
-          <w:lang w:val="pt_PT" w:bidi="pt_PT"/>
-        </w:rPr>
-      </w:r>
-    </w:p>
-    <w:p>
-      <w:pPr/>
-      <w:r>
-        <w:rPr>
-          <w:lang w:val="pt_PT" w:bidi="pt_PT"/>
-        </w:rPr>
-      </w:r>
-      <w:r>
-        <w:rPr>
-          <w:i/>
-          <w:lang w:val="pt_PT" w:bidi="pt_PT"/>
-        </w:rPr>
-        <w:t>Romanos 1.1–17, Romanos 1.18–32, Romanos 2.1–16, Romanos 2.17–29, Romanos 3.1–20, Romanos 3.21–31, Romanos 4.1–25, Romanos 5.1–11, Romanos 5.12–21, Romanos 6.1–23, Romanos 7.1–25, Romanos 8.1–17, Romanos 8.18–25, Romanos 8.26–39, Romanos 9.1–18, Romanos 9.19–33, Romanos 10.1–21, Romanos 11.1–24, Romanos 11.25–36, Romanos 12.1–21, Romanos 13.1–7, Romanos 13.8–14, Romanos 14.1–23, Romanos 15.1–16, Romanos 15.17–33, Romanos 16.1–15, Romanos 16.16–27</w:t>
       </w:r>
       <w:r>
         <w:rPr>

--- a/por/docx/45.content.docx
+++ b/por/docx/45.content.docx
@@ -19,7 +19,7 @@
         <w:rPr>
           <w:lang w:val="pt_PT" w:bidi="pt_PT"/>
         </w:rPr>
-        <w:t>Resource: Notas de Estudo (Biblica)</w:t>
+        <w:t>Resource: Biblica Study Notes</w:t>
       </w:r>
       <w:r>
         <w:rPr>
@@ -78,7 +78,7 @@
         <w:rPr>
           <w:lang w:val="pt_PT" w:bidi="pt_PT"/>
         </w:rPr>
-        <w:t>Notas de Estudo (Biblica)</w:t>
+        <w:t>Biblica Study Notes</w:t>
       </w:r>
     </w:p>
     <w:p>
